--- a/07-unity-3d-terrain-ai/homework-2-Player.docx
+++ b/07-unity-3d-terrain-ai/homework-2-Player.docx
@@ -1,6 +1,6 @@
 
 <file path=word/document.xml><?xml version="1.0" encoding="utf-8"?>
-<w:document xmlns:wpc="http://schemas.microsoft.com/office/word/2010/wordprocessingCanvas" xmlns:cx="http://schemas.microsoft.com/office/drawing/2014/chartex" xmlns:cx1="http://schemas.microsoft.com/office/drawing/2015/9/8/chartex" xmlns:cx2="http://schemas.microsoft.com/office/drawing/2015/10/21/chartex" xmlns:cx3="http://schemas.microsoft.com/office/drawing/2016/5/9/chartex" xmlns:cx4="http://schemas.microsoft.com/office/drawing/2016/5/10/chartex" xmlns:cx5="http://schemas.microsoft.com/office/drawing/2016/5/11/chartex" xmlns:cx6="http://schemas.microsoft.com/office/drawing/2016/5/12/chartex" xmlns:cx7="http://schemas.microsoft.com/office/drawing/2016/5/13/chartex" xmlns:cx8="http://schemas.microsoft.com/office/drawing/2016/5/14/chartex" xmlns:mc="http://schemas.openxmlformats.org/markup-compatibility/2006" xmlns:aink="http://schemas.microsoft.com/office/drawing/2016/ink" xmlns:am3d="http://schemas.microsoft.com/office/drawing/2017/model3d" xmlns:o="urn:schemas-microsoft-com:office:office" xmlns:r="http://schemas.openxmlformats.org/officeDocument/2006/relationships" xmlns:m="http://schemas.openxmlformats.org/officeDocument/2006/math" xmlns:v="urn:schemas-microsoft-com:vml" xmlns:wp14="http://schemas.microsoft.com/office/word/2010/wordprocessingDrawing" xmlns:wp="http://schemas.openxmlformats.org/drawingml/2006/wordprocessingDrawing" xmlns:w10="urn:schemas-microsoft-com:office:word" xmlns:w="http://schemas.openxmlformats.org/wordprocessingml/2006/main" xmlns:w14="http://schemas.microsoft.com/office/word/2010/wordml" xmlns:w15="http://schemas.microsoft.com/office/word/2012/wordml" xmlns:w16cid="http://schemas.microsoft.com/office/word/2016/wordml/cid" xmlns:w16se="http://schemas.microsoft.com/office/word/2015/wordml/symex" xmlns:wpg="http://schemas.microsoft.com/office/word/2010/wordprocessingGroup" xmlns:wpi="http://schemas.microsoft.com/office/word/2010/wordprocessingInk" xmlns:wne="http://schemas.microsoft.com/office/word/2006/wordml" xmlns:wps="http://schemas.microsoft.com/office/word/2010/wordprocessingShape" mc:Ignorable="w14 w15 w16se w16cid wp14">
+<w:document xmlns:wpc="http://schemas.microsoft.com/office/word/2010/wordprocessingCanvas" xmlns:cx="http://schemas.microsoft.com/office/drawing/2014/chartex" xmlns:cx1="http://schemas.microsoft.com/office/drawing/2015/9/8/chartex" xmlns:cx2="http://schemas.microsoft.com/office/drawing/2015/10/21/chartex" xmlns:cx3="http://schemas.microsoft.com/office/drawing/2016/5/9/chartex" xmlns:cx4="http://schemas.microsoft.com/office/drawing/2016/5/10/chartex" xmlns:cx5="http://schemas.microsoft.com/office/drawing/2016/5/11/chartex" xmlns:cx6="http://schemas.microsoft.com/office/drawing/2016/5/12/chartex" xmlns:cx7="http://schemas.microsoft.com/office/drawing/2016/5/13/chartex" xmlns:cx8="http://schemas.microsoft.com/office/drawing/2016/5/14/chartex" xmlns:mc="http://schemas.openxmlformats.org/markup-compatibility/2006" xmlns:aink="http://schemas.microsoft.com/office/drawing/2016/ink" xmlns:am3d="http://schemas.microsoft.com/office/drawing/2017/model3d" xmlns:o="urn:schemas-microsoft-com:office:office" xmlns:oel="http://schemas.microsoft.com/office/2019/extlst" xmlns:r="http://schemas.openxmlformats.org/officeDocument/2006/relationships" xmlns:m="http://schemas.openxmlformats.org/officeDocument/2006/math" xmlns:v="urn:schemas-microsoft-com:vml" xmlns:wp14="http://schemas.microsoft.com/office/word/2010/wordprocessingDrawing" xmlns:wp="http://schemas.openxmlformats.org/drawingml/2006/wordprocessingDrawing" xmlns:w10="urn:schemas-microsoft-com:office:word" xmlns:w="http://schemas.openxmlformats.org/wordprocessingml/2006/main" xmlns:w14="http://schemas.microsoft.com/office/word/2010/wordml" xmlns:w15="http://schemas.microsoft.com/office/word/2012/wordml" xmlns:w16cex="http://schemas.microsoft.com/office/word/2018/wordml/cex" xmlns:w16cid="http://schemas.microsoft.com/office/word/2016/wordml/cid" xmlns:w16="http://schemas.microsoft.com/office/word/2018/wordml" xmlns:w16du="http://schemas.microsoft.com/office/word/2023/wordml/word16du" xmlns:w16sdtdh="http://schemas.microsoft.com/office/word/2020/wordml/sdtdatahash" xmlns:w16sdtfl="http://schemas.microsoft.com/office/word/2024/wordml/sdtformatlock" xmlns:w16se="http://schemas.microsoft.com/office/word/2015/wordml/symex" xmlns:wpg="http://schemas.microsoft.com/office/word/2010/wordprocessingGroup" xmlns:wpi="http://schemas.microsoft.com/office/word/2010/wordprocessingInk" xmlns:wne="http://schemas.microsoft.com/office/word/2006/wordml" xmlns:wps="http://schemas.microsoft.com/office/word/2010/wordprocessingShape" mc:Ignorable="w14 w15 w16se w16cid w16 w16cex w16sdtdh w16sdtfl w16du wp14">
   <w:background w:color="FFFFFF"/>
   <w:body>
     <w:p>
@@ -338,7 +338,29 @@
           <w:rFonts w:asciiTheme="minorBidi" w:hAnsiTheme="minorBidi" w:hint="cs"/>
           <w:rtl/>
         </w:rPr>
-        <w:t>אחת</w:t>
+        <w:t xml:space="preserve">אחת </w:t>
+      </w:r>
+      <w:r>
+        <w:rPr>
+          <w:rFonts w:asciiTheme="minorBidi" w:hAnsiTheme="minorBidi" w:hint="cs"/>
+          <w:rtl/>
+        </w:rPr>
+        <w:t xml:space="preserve">- </w:t>
+      </w:r>
+      <w:r>
+        <w:rPr>
+          <w:rFonts w:asciiTheme="minorBidi" w:hAnsiTheme="minorBidi"/>
+          <w:rtl/>
+        </w:rPr>
+        <w:br/>
+      </w:r>
+      <w:r>
+        <w:rPr>
+          <w:rFonts w:asciiTheme="minorBidi" w:hAnsiTheme="minorBidi" w:hint="cs"/>
+          <w:u w:val="single"/>
+          <w:rtl/>
+        </w:rPr>
+        <w:t>א':</w:t>
       </w:r>
       <w:r>
         <w:rPr>
@@ -352,7 +374,42 @@
           <w:rFonts w:asciiTheme="minorBidi" w:hAnsiTheme="minorBidi" w:hint="cs"/>
           <w:rtl/>
         </w:rPr>
-        <w:t xml:space="preserve">- </w:t>
+        <w:t>תנו לשחקן נשק</w:t>
+      </w:r>
+      <w:r>
+        <w:rPr>
+          <w:rFonts w:asciiTheme="minorBidi" w:hAnsiTheme="minorBidi" w:hint="cs"/>
+          <w:rtl/>
+        </w:rPr>
+        <w:t xml:space="preserve">, </w:t>
+      </w:r>
+      <w:r>
+        <w:rPr>
+          <w:rFonts w:asciiTheme="minorBidi" w:hAnsiTheme="minorBidi" w:hint="cs"/>
+          <w:rtl/>
+        </w:rPr>
+        <w:t>ותנו לו אפשרות</w:t>
+      </w:r>
+      <w:r>
+        <w:rPr>
+          <w:rFonts w:asciiTheme="minorBidi" w:hAnsiTheme="minorBidi" w:hint="cs"/>
+          <w:rtl/>
+        </w:rPr>
+        <w:t xml:space="preserve"> להחליף בין</w:t>
+      </w:r>
+      <w:r>
+        <w:rPr>
+          <w:rFonts w:asciiTheme="minorBidi" w:hAnsiTheme="minorBidi" w:hint="cs"/>
+          <w:rtl/>
+        </w:rPr>
+        <w:t xml:space="preserve"> שני סוגי נשקים</w:t>
+      </w:r>
+      <w:r>
+        <w:rPr>
+          <w:rFonts w:asciiTheme="minorBidi" w:hAnsiTheme="minorBidi" w:hint="cs"/>
+          <w:rtl/>
+        </w:rPr>
+        <w:t xml:space="preserve">. </w:t>
       </w:r>
       <w:r>
         <w:rPr>
@@ -367,56 +424,29 @@
           <w:u w:val="single"/>
           <w:rtl/>
         </w:rPr>
-        <w:t>א':</w:t>
-      </w:r>
-      <w:r>
-        <w:rPr>
-          <w:rFonts w:asciiTheme="minorBidi" w:hAnsiTheme="minorBidi" w:hint="cs"/>
-          <w:rtl/>
-        </w:rPr>
-        <w:t xml:space="preserve"> </w:t>
-      </w:r>
-      <w:r>
-        <w:rPr>
-          <w:rFonts w:asciiTheme="minorBidi" w:hAnsiTheme="minorBidi" w:hint="cs"/>
-          <w:rtl/>
-        </w:rPr>
-        <w:t>תנו לשחקן נשק</w:t>
-      </w:r>
-      <w:r>
-        <w:rPr>
-          <w:rFonts w:asciiTheme="minorBidi" w:hAnsiTheme="minorBidi" w:hint="cs"/>
-          <w:rtl/>
-        </w:rPr>
-        <w:t xml:space="preserve">, </w:t>
-      </w:r>
-      <w:r>
-        <w:rPr>
-          <w:rFonts w:asciiTheme="minorBidi" w:hAnsiTheme="minorBidi" w:hint="cs"/>
-          <w:rtl/>
-        </w:rPr>
-        <w:t>ותנו לו אפשרות</w:t>
-      </w:r>
-      <w:r>
-        <w:rPr>
-          <w:rFonts w:asciiTheme="minorBidi" w:hAnsiTheme="minorBidi" w:hint="cs"/>
-          <w:rtl/>
-        </w:rPr>
-        <w:t xml:space="preserve"> להחליף בין</w:t>
-      </w:r>
-      <w:r>
-        <w:rPr>
-          <w:rFonts w:asciiTheme="minorBidi" w:hAnsiTheme="minorBidi" w:hint="cs"/>
-          <w:rtl/>
-        </w:rPr>
-        <w:t xml:space="preserve"> שני סוגי נשקים</w:t>
-      </w:r>
-      <w:r>
-        <w:rPr>
-          <w:rFonts w:asciiTheme="minorBidi" w:hAnsiTheme="minorBidi" w:hint="cs"/>
-          <w:rtl/>
-        </w:rPr>
-        <w:t xml:space="preserve">. </w:t>
+        <w:t>ב':</w:t>
+      </w:r>
+      <w:r>
+        <w:rPr>
+          <w:rFonts w:asciiTheme="minorBidi" w:hAnsiTheme="minorBidi" w:hint="cs"/>
+          <w:rtl/>
+        </w:rPr>
+        <w:t xml:space="preserve"> הוסיפו כדורים לרובה. הכדור יצא מהנשק בכל ירייה, באותו כיוון של ה</w:t>
+      </w:r>
+      <w:proofErr w:type="spellStart"/>
+      <w:r>
+        <w:rPr>
+          <w:rFonts w:asciiTheme="minorBidi" w:hAnsiTheme="minorBidi"/>
+        </w:rPr>
+        <w:t>raycast</w:t>
+      </w:r>
+      <w:proofErr w:type="spellEnd"/>
+      <w:r>
+        <w:rPr>
+          <w:rFonts w:asciiTheme="minorBidi" w:hAnsiTheme="minorBidi" w:hint="cs"/>
+          <w:rtl/>
+        </w:rPr>
+        <w:t>, כאשר הכדור פגע במשהו, השמידו אותו.</w:t>
       </w:r>
       <w:r>
         <w:rPr>
@@ -431,104 +461,87 @@
           <w:u w:val="single"/>
           <w:rtl/>
         </w:rPr>
-        <w:t>ב':</w:t>
-      </w:r>
-      <w:r>
-        <w:rPr>
-          <w:rFonts w:asciiTheme="minorBidi" w:hAnsiTheme="minorBidi" w:hint="cs"/>
-          <w:rtl/>
-        </w:rPr>
-        <w:t xml:space="preserve"> הוסיפו כדורים לרובה. הכדור יצא מהנשק בכל ירייה, באותו כיוון של ה</w:t>
-      </w:r>
+        <w:t>ג':</w:t>
+      </w:r>
+      <w:r>
+        <w:rPr>
+          <w:rFonts w:asciiTheme="minorBidi" w:hAnsiTheme="minorBidi" w:hint="cs"/>
+          <w:rtl/>
+        </w:rPr>
+        <w:t xml:space="preserve"> צרו רימון. שייזרק ויעשה פיצוץ. אם אויב נמצא בטווח הפיצוץ, הדפיסו את שם האובייקט של האויב על ה</w:t>
+      </w:r>
+      <w:r>
+        <w:rPr>
+          <w:rFonts w:asciiTheme="minorBidi" w:hAnsiTheme="minorBidi"/>
+        </w:rPr>
+        <w:t>console</w:t>
+      </w:r>
+      <w:r>
+        <w:rPr>
+          <w:rFonts w:asciiTheme="minorBidi" w:hAnsiTheme="minorBidi" w:hint="cs"/>
+          <w:rtl/>
+        </w:rPr>
+        <w:t xml:space="preserve">. (אם אין אובייקט רימון, אתם יכולים גם להשתמש באובייקט </w:t>
+      </w:r>
+      <w:proofErr w:type="spellStart"/>
+      <w:r>
+        <w:rPr>
+          <w:rFonts w:asciiTheme="minorBidi" w:hAnsiTheme="minorBidi" w:hint="cs"/>
+          <w:rtl/>
+        </w:rPr>
+        <w:t>פרמיטיבי</w:t>
+      </w:r>
+      <w:proofErr w:type="spellEnd"/>
+      <w:r>
+        <w:rPr>
+          <w:rFonts w:asciiTheme="minorBidi" w:hAnsiTheme="minorBidi" w:hint="cs"/>
+          <w:rtl/>
+        </w:rPr>
+        <w:t xml:space="preserve"> במקום</w:t>
+      </w:r>
+      <w:r>
+        <w:rPr>
+          <w:rFonts w:asciiTheme="minorBidi" w:hAnsiTheme="minorBidi"/>
+        </w:rPr>
+        <w:t>(</w:t>
+      </w:r>
+      <w:r>
+        <w:rPr>
+          <w:rFonts w:asciiTheme="minorBidi" w:hAnsiTheme="minorBidi" w:hint="cs"/>
+          <w:rtl/>
+        </w:rPr>
+        <w:t>.</w:t>
+      </w:r>
+      <w:r>
+        <w:rPr>
+          <w:rFonts w:asciiTheme="minorBidi" w:hAnsiTheme="minorBidi"/>
+          <w:rtl/>
+        </w:rPr>
+        <w:br/>
+      </w:r>
+      <w:r>
+        <w:rPr>
+          <w:rFonts w:asciiTheme="minorBidi" w:hAnsiTheme="minorBidi" w:hint="cs"/>
+          <w:u w:val="single"/>
+          <w:rtl/>
+        </w:rPr>
+        <w:t>ד':</w:t>
+      </w:r>
+      <w:r>
+        <w:rPr>
+          <w:rFonts w:asciiTheme="minorBidi" w:hAnsiTheme="minorBidi" w:hint="cs"/>
+          <w:rtl/>
+        </w:rPr>
+        <w:t xml:space="preserve"> תמיד רציתם כוח על משלכם! צרו כמה אובייקטים קטנים בסביבה הקיימת. כעת צרו </w:t>
+      </w:r>
+      <w:proofErr w:type="spellStart"/>
       <w:r>
         <w:rPr>
           <w:rFonts w:asciiTheme="minorBidi" w:hAnsiTheme="minorBidi"/>
         </w:rPr>
         <w:t>raycast</w:t>
       </w:r>
-      <w:r>
-        <w:rPr>
-          <w:rFonts w:asciiTheme="minorBidi" w:hAnsiTheme="minorBidi" w:hint="cs"/>
-          <w:rtl/>
-        </w:rPr>
-        <w:t>, כאשר הכדור פגע במשהו, השמידו אותו.</w:t>
-      </w:r>
-      <w:r>
-        <w:rPr>
-          <w:rFonts w:asciiTheme="minorBidi" w:hAnsiTheme="minorBidi"/>
-          <w:rtl/>
-        </w:rPr>
-        <w:br/>
-      </w:r>
-      <w:r>
-        <w:rPr>
-          <w:rFonts w:asciiTheme="minorBidi" w:hAnsiTheme="minorBidi" w:hint="cs"/>
-          <w:u w:val="single"/>
-          <w:rtl/>
-        </w:rPr>
-        <w:t>ג':</w:t>
-      </w:r>
-      <w:r>
-        <w:rPr>
-          <w:rFonts w:asciiTheme="minorBidi" w:hAnsiTheme="minorBidi" w:hint="cs"/>
-          <w:rtl/>
-        </w:rPr>
-        <w:t xml:space="preserve"> צרו רימון. שייזרק ויעשה פיצוץ. אם אויב נמצא בטווח הפיצוץ, הדפיסו את שם האובייקט של האויב על ה</w:t>
-      </w:r>
-      <w:r>
-        <w:rPr>
-          <w:rFonts w:asciiTheme="minorBidi" w:hAnsiTheme="minorBidi"/>
-        </w:rPr>
-        <w:t>console</w:t>
-      </w:r>
-      <w:r>
-        <w:rPr>
-          <w:rFonts w:asciiTheme="minorBidi" w:hAnsiTheme="minorBidi" w:hint="cs"/>
-          <w:rtl/>
-        </w:rPr>
-        <w:t>. (אם אין אובייקט רימון, אתם יכולים גם להשתמש באובייקט פרמיטיבי במקום</w:t>
-      </w:r>
-      <w:r>
-        <w:rPr>
-          <w:rFonts w:asciiTheme="minorBidi" w:hAnsiTheme="minorBidi"/>
-        </w:rPr>
-        <w:t>(</w:t>
-      </w:r>
-      <w:r>
-        <w:rPr>
-          <w:rFonts w:asciiTheme="minorBidi" w:hAnsiTheme="minorBidi" w:hint="cs"/>
-          <w:rtl/>
-        </w:rPr>
-        <w:t>.</w:t>
-      </w:r>
-      <w:r>
-        <w:rPr>
-          <w:rFonts w:asciiTheme="minorBidi" w:hAnsiTheme="minorBidi"/>
-          <w:rtl/>
-        </w:rPr>
-        <w:br/>
-      </w:r>
-      <w:r>
-        <w:rPr>
-          <w:rFonts w:asciiTheme="minorBidi" w:hAnsiTheme="minorBidi" w:hint="cs"/>
-          <w:u w:val="single"/>
-          <w:rtl/>
-        </w:rPr>
-        <w:t>ד':</w:t>
-      </w:r>
-      <w:r>
-        <w:rPr>
-          <w:rFonts w:asciiTheme="minorBidi" w:hAnsiTheme="minorBidi" w:hint="cs"/>
-          <w:rtl/>
-        </w:rPr>
-        <w:t xml:space="preserve"> תמיד רציתם כוח על משלכם! צרו כמה אובייקטים קטנים בסביבה הקיימת. כעת צרו </w:t>
-      </w:r>
-      <w:r>
-        <w:rPr>
-          <w:rFonts w:asciiTheme="minorBidi" w:hAnsiTheme="minorBidi"/>
-        </w:rPr>
-        <w:t>raycast</w:t>
-      </w:r>
+      <w:proofErr w:type="spellEnd"/>
       <w:r>
         <w:rPr>
           <w:rFonts w:asciiTheme="minorBidi" w:hAnsiTheme="minorBidi" w:hint="cs"/>
@@ -742,14 +755,7 @@
           <w:rFonts w:asciiTheme="minorBidi" w:hAnsiTheme="minorBidi" w:hint="cs"/>
           <w:rtl/>
         </w:rPr>
-        <w:t xml:space="preserve">מהירות התלויה בתנאי השטח </w:t>
-      </w:r>
-      <w:r>
-        <w:rPr>
-          <w:rFonts w:asciiTheme="minorBidi" w:hAnsiTheme="minorBidi" w:hint="cs"/>
-          <w:rtl/>
-        </w:rPr>
-        <w:t>-</w:t>
+        <w:t>מהירות התלויה בתנאי השטח -</w:t>
       </w:r>
       <w:r>
         <w:rPr>
@@ -757,68 +763,6 @@
           <w:rtl/>
         </w:rPr>
         <w:br/>
-      </w:r>
-      <w:r>
-        <w:rPr>
-          <w:rFonts w:asciiTheme="minorBidi" w:hAnsiTheme="minorBidi" w:hint="cs"/>
-          <w:rtl/>
-        </w:rPr>
-        <w:t xml:space="preserve">קיראו כאן: </w:t>
-      </w:r>
-      <w:hyperlink r:id="rId8" w:history="1">
-        <w:r>
-          <w:rPr>
-            <w:rStyle w:val="Hyperlink"/>
-            <w:rFonts w:asciiTheme="minorBidi" w:hAnsiTheme="minorBidi"/>
-          </w:rPr>
-          <w:t>https://docs.unity3d.com/Manual/nav-AreasAndCosts.html</w:t>
-        </w:r>
-      </w:hyperlink>
-      <w:r>
-        <w:rPr>
-          <w:rFonts w:asciiTheme="minorBidi" w:hAnsiTheme="minorBidi" w:hint="cs"/>
-          <w:rtl/>
-        </w:rPr>
-        <w:t xml:space="preserve"> על האפשרות להגדיר את ה"עלות" של תנועה דרך משטחים שונים. בנו סצינה ורשת-ניווט (</w:t>
-      </w:r>
-      <w:r>
-        <w:rPr>
-          <w:rFonts w:asciiTheme="minorBidi" w:hAnsiTheme="minorBidi"/>
-        </w:rPr>
-        <w:t>NavMesh</w:t>
-      </w:r>
-      <w:r>
-        <w:rPr>
-          <w:rFonts w:asciiTheme="minorBidi" w:hAnsiTheme="minorBidi" w:hint="cs"/>
-          <w:rtl/>
-        </w:rPr>
-        <w:t>) עם לפחות שלושה סוגי משטחים, והראו שהשחקן (</w:t>
-      </w:r>
-      <w:r>
-        <w:rPr>
-          <w:rFonts w:asciiTheme="minorBidi" w:hAnsiTheme="minorBidi"/>
-        </w:rPr>
-        <w:t>NavMeshAgent</w:t>
-      </w:r>
-      <w:r>
-        <w:rPr>
-          <w:rFonts w:asciiTheme="minorBidi" w:hAnsiTheme="minorBidi" w:hint="cs"/>
-          <w:rtl/>
-        </w:rPr>
-        <w:t>)</w:t>
-      </w:r>
-      <w:r>
-        <w:rPr>
-          <w:rFonts w:asciiTheme="minorBidi" w:hAnsiTheme="minorBidi" w:hint="cs"/>
-        </w:rPr>
-        <w:t xml:space="preserve"> </w:t>
-      </w:r>
-      <w:r>
-        <w:rPr>
-          <w:rFonts w:asciiTheme="minorBidi" w:hAnsiTheme="minorBidi" w:hint="cs"/>
-          <w:rtl/>
-        </w:rPr>
-        <w:t xml:space="preserve">נע במהירויות שונות דרך המשטחים השונים. </w:t>
       </w:r>
       <w:r>
         <w:rPr>
@@ -1154,8 +1098,6 @@
         </w:rPr>
         <w:t>המאפיינים</w:t>
       </w:r>
-      <w:bookmarkStart w:id="0" w:name="_GoBack"/>
-      <w:bookmarkEnd w:id="0"/>
       <w:r>
         <w:rPr>
           <w:rFonts w:asciiTheme="minorBidi" w:hAnsiTheme="minorBidi" w:hint="cs"/>
@@ -1172,7 +1114,7 @@
       </w:r>
     </w:p>
     <w:sectPr>
-      <w:headerReference w:type="default" r:id="rId9"/>
+      <w:headerReference w:type="default" r:id="rId8"/>
       <w:pgSz w:w="11906" w:h="16838"/>
       <w:pgMar w:top="765" w:right="720" w:bottom="765" w:left="720" w:header="708" w:footer="708" w:gutter="0"/>
       <w:cols w:space="720"/>
@@ -1184,7 +1126,7 @@
 </file>
 
 <file path=word/endnotes.xml><?xml version="1.0" encoding="utf-8"?>
-<w:endnotes xmlns:wpc="http://schemas.microsoft.com/office/word/2010/wordprocessingCanvas" xmlns:cx="http://schemas.microsoft.com/office/drawing/2014/chartex" xmlns:cx1="http://schemas.microsoft.com/office/drawing/2015/9/8/chartex" xmlns:cx2="http://schemas.microsoft.com/office/drawing/2015/10/21/chartex" xmlns:cx3="http://schemas.microsoft.com/office/drawing/2016/5/9/chartex" xmlns:cx4="http://schemas.microsoft.com/office/drawing/2016/5/10/chartex" xmlns:cx5="http://schemas.microsoft.com/office/drawing/2016/5/11/chartex" xmlns:cx6="http://schemas.microsoft.com/office/drawing/2016/5/12/chartex" xmlns:cx7="http://schemas.microsoft.com/office/drawing/2016/5/13/chartex" xmlns:cx8="http://schemas.microsoft.com/office/drawing/2016/5/14/chartex" xmlns:mc="http://schemas.openxmlformats.org/markup-compatibility/2006" xmlns:aink="http://schemas.microsoft.com/office/drawing/2016/ink" xmlns:am3d="http://schemas.microsoft.com/office/drawing/2017/model3d" xmlns:o="urn:schemas-microsoft-com:office:office" xmlns:r="http://schemas.openxmlformats.org/officeDocument/2006/relationships" xmlns:m="http://schemas.openxmlformats.org/officeDocument/2006/math" xmlns:v="urn:schemas-microsoft-com:vml" xmlns:wp14="http://schemas.microsoft.com/office/word/2010/wordprocessingDrawing" xmlns:wp="http://schemas.openxmlformats.org/drawingml/2006/wordprocessingDrawing" xmlns:w10="urn:schemas-microsoft-com:office:word" xmlns:w="http://schemas.openxmlformats.org/wordprocessingml/2006/main" xmlns:w14="http://schemas.microsoft.com/office/word/2010/wordml" xmlns:w15="http://schemas.microsoft.com/office/word/2012/wordml" xmlns:w16cid="http://schemas.microsoft.com/office/word/2016/wordml/cid" xmlns:w16se="http://schemas.microsoft.com/office/word/2015/wordml/symex" xmlns:wpg="http://schemas.microsoft.com/office/word/2010/wordprocessingGroup" xmlns:wpi="http://schemas.microsoft.com/office/word/2010/wordprocessingInk" xmlns:wne="http://schemas.microsoft.com/office/word/2006/wordml" xmlns:wps="http://schemas.microsoft.com/office/word/2010/wordprocessingShape" mc:Ignorable="w14 w15 w16se w16cid wp14">
+<w:endnotes xmlns:wpc="http://schemas.microsoft.com/office/word/2010/wordprocessingCanvas" xmlns:cx="http://schemas.microsoft.com/office/drawing/2014/chartex" xmlns:cx1="http://schemas.microsoft.com/office/drawing/2015/9/8/chartex" xmlns:cx2="http://schemas.microsoft.com/office/drawing/2015/10/21/chartex" xmlns:cx3="http://schemas.microsoft.com/office/drawing/2016/5/9/chartex" xmlns:cx4="http://schemas.microsoft.com/office/drawing/2016/5/10/chartex" xmlns:cx5="http://schemas.microsoft.com/office/drawing/2016/5/11/chartex" xmlns:cx6="http://schemas.microsoft.com/office/drawing/2016/5/12/chartex" xmlns:cx7="http://schemas.microsoft.com/office/drawing/2016/5/13/chartex" xmlns:cx8="http://schemas.microsoft.com/office/drawing/2016/5/14/chartex" xmlns:mc="http://schemas.openxmlformats.org/markup-compatibility/2006" xmlns:aink="http://schemas.microsoft.com/office/drawing/2016/ink" xmlns:am3d="http://schemas.microsoft.com/office/drawing/2017/model3d" xmlns:o="urn:schemas-microsoft-com:office:office" xmlns:oel="http://schemas.microsoft.com/office/2019/extlst" xmlns:r="http://schemas.openxmlformats.org/officeDocument/2006/relationships" xmlns:m="http://schemas.openxmlformats.org/officeDocument/2006/math" xmlns:v="urn:schemas-microsoft-com:vml" xmlns:wp14="http://schemas.microsoft.com/office/word/2010/wordprocessingDrawing" xmlns:wp="http://schemas.openxmlformats.org/drawingml/2006/wordprocessingDrawing" xmlns:w10="urn:schemas-microsoft-com:office:word" xmlns:w="http://schemas.openxmlformats.org/wordprocessingml/2006/main" xmlns:w14="http://schemas.microsoft.com/office/word/2010/wordml" xmlns:w15="http://schemas.microsoft.com/office/word/2012/wordml" xmlns:w16cex="http://schemas.microsoft.com/office/word/2018/wordml/cex" xmlns:w16cid="http://schemas.microsoft.com/office/word/2016/wordml/cid" xmlns:w16="http://schemas.microsoft.com/office/word/2018/wordml" xmlns:w16du="http://schemas.microsoft.com/office/word/2023/wordml/word16du" xmlns:w16sdtdh="http://schemas.microsoft.com/office/word/2020/wordml/sdtdatahash" xmlns:w16sdtfl="http://schemas.microsoft.com/office/word/2024/wordml/sdtformatlock" xmlns:w16se="http://schemas.microsoft.com/office/word/2015/wordml/symex" xmlns:wpg="http://schemas.microsoft.com/office/word/2010/wordprocessingGroup" xmlns:wpi="http://schemas.microsoft.com/office/word/2010/wordprocessingInk" xmlns:wne="http://schemas.microsoft.com/office/word/2006/wordml" xmlns:wps="http://schemas.microsoft.com/office/word/2010/wordprocessingShape" mc:Ignorable="w14 w15 w16se w16cid w16 w16cex w16sdtdh w16sdtfl w16du wp14">
   <w:endnote w:type="separator" w:id="-1">
     <w:p>
       <w:pPr>
@@ -1209,7 +1151,7 @@
 </file>
 
 <file path=word/footnotes.xml><?xml version="1.0" encoding="utf-8"?>
-<w:footnotes xmlns:wpc="http://schemas.microsoft.com/office/word/2010/wordprocessingCanvas" xmlns:cx="http://schemas.microsoft.com/office/drawing/2014/chartex" xmlns:cx1="http://schemas.microsoft.com/office/drawing/2015/9/8/chartex" xmlns:cx2="http://schemas.microsoft.com/office/drawing/2015/10/21/chartex" xmlns:cx3="http://schemas.microsoft.com/office/drawing/2016/5/9/chartex" xmlns:cx4="http://schemas.microsoft.com/office/drawing/2016/5/10/chartex" xmlns:cx5="http://schemas.microsoft.com/office/drawing/2016/5/11/chartex" xmlns:cx6="http://schemas.microsoft.com/office/drawing/2016/5/12/chartex" xmlns:cx7="http://schemas.microsoft.com/office/drawing/2016/5/13/chartex" xmlns:cx8="http://schemas.microsoft.com/office/drawing/2016/5/14/chartex" xmlns:mc="http://schemas.openxmlformats.org/markup-compatibility/2006" xmlns:aink="http://schemas.microsoft.com/office/drawing/2016/ink" xmlns:am3d="http://schemas.microsoft.com/office/drawing/2017/model3d" xmlns:o="urn:schemas-microsoft-com:office:office" xmlns:r="http://schemas.openxmlformats.org/officeDocument/2006/relationships" xmlns:m="http://schemas.openxmlformats.org/officeDocument/2006/math" xmlns:v="urn:schemas-microsoft-com:vml" xmlns:wp14="http://schemas.microsoft.com/office/word/2010/wordprocessingDrawing" xmlns:wp="http://schemas.openxmlformats.org/drawingml/2006/wordprocessingDrawing" xmlns:w10="urn:schemas-microsoft-com:office:word" xmlns:w="http://schemas.openxmlformats.org/wordprocessingml/2006/main" xmlns:w14="http://schemas.microsoft.com/office/word/2010/wordml" xmlns:w15="http://schemas.microsoft.com/office/word/2012/wordml" xmlns:w16cid="http://schemas.microsoft.com/office/word/2016/wordml/cid" xmlns:w16se="http://schemas.microsoft.com/office/word/2015/wordml/symex" xmlns:wpg="http://schemas.microsoft.com/office/word/2010/wordprocessingGroup" xmlns:wpi="http://schemas.microsoft.com/office/word/2010/wordprocessingInk" xmlns:wne="http://schemas.microsoft.com/office/word/2006/wordml" xmlns:wps="http://schemas.microsoft.com/office/word/2010/wordprocessingShape" mc:Ignorable="w14 w15 w16se w16cid wp14">
+<w:footnotes xmlns:wpc="http://schemas.microsoft.com/office/word/2010/wordprocessingCanvas" xmlns:cx="http://schemas.microsoft.com/office/drawing/2014/chartex" xmlns:cx1="http://schemas.microsoft.com/office/drawing/2015/9/8/chartex" xmlns:cx2="http://schemas.microsoft.com/office/drawing/2015/10/21/chartex" xmlns:cx3="http://schemas.microsoft.com/office/drawing/2016/5/9/chartex" xmlns:cx4="http://schemas.microsoft.com/office/drawing/2016/5/10/chartex" xmlns:cx5="http://schemas.microsoft.com/office/drawing/2016/5/11/chartex" xmlns:cx6="http://schemas.microsoft.com/office/drawing/2016/5/12/chartex" xmlns:cx7="http://schemas.microsoft.com/office/drawing/2016/5/13/chartex" xmlns:cx8="http://schemas.microsoft.com/office/drawing/2016/5/14/chartex" xmlns:mc="http://schemas.openxmlformats.org/markup-compatibility/2006" xmlns:aink="http://schemas.microsoft.com/office/drawing/2016/ink" xmlns:am3d="http://schemas.microsoft.com/office/drawing/2017/model3d" xmlns:o="urn:schemas-microsoft-com:office:office" xmlns:oel="http://schemas.microsoft.com/office/2019/extlst" xmlns:r="http://schemas.openxmlformats.org/officeDocument/2006/relationships" xmlns:m="http://schemas.openxmlformats.org/officeDocument/2006/math" xmlns:v="urn:schemas-microsoft-com:vml" xmlns:wp14="http://schemas.microsoft.com/office/word/2010/wordprocessingDrawing" xmlns:wp="http://schemas.openxmlformats.org/drawingml/2006/wordprocessingDrawing" xmlns:w10="urn:schemas-microsoft-com:office:word" xmlns:w="http://schemas.openxmlformats.org/wordprocessingml/2006/main" xmlns:w14="http://schemas.microsoft.com/office/word/2010/wordml" xmlns:w15="http://schemas.microsoft.com/office/word/2012/wordml" xmlns:w16cex="http://schemas.microsoft.com/office/word/2018/wordml/cex" xmlns:w16cid="http://schemas.microsoft.com/office/word/2016/wordml/cid" xmlns:w16="http://schemas.microsoft.com/office/word/2018/wordml" xmlns:w16du="http://schemas.microsoft.com/office/word/2023/wordml/word16du" xmlns:w16sdtdh="http://schemas.microsoft.com/office/word/2020/wordml/sdtdatahash" xmlns:w16sdtfl="http://schemas.microsoft.com/office/word/2024/wordml/sdtformatlock" xmlns:w16se="http://schemas.microsoft.com/office/word/2015/wordml/symex" xmlns:wpg="http://schemas.microsoft.com/office/word/2010/wordprocessingGroup" xmlns:wpi="http://schemas.microsoft.com/office/word/2010/wordprocessingInk" xmlns:wne="http://schemas.microsoft.com/office/word/2006/wordml" xmlns:wps="http://schemas.microsoft.com/office/word/2010/wordprocessingShape" mc:Ignorable="w14 w15 w16se w16cid w16 w16cex w16sdtdh w16sdtfl w16du wp14">
   <w:footnote w:type="separator" w:id="-1">
     <w:p>
       <w:pPr>
@@ -1234,7 +1176,7 @@
 </file>
 
 <file path=word/header1.xml><?xml version="1.0" encoding="utf-8"?>
-<w:hdr xmlns:wpc="http://schemas.microsoft.com/office/word/2010/wordprocessingCanvas" xmlns:cx="http://schemas.microsoft.com/office/drawing/2014/chartex" xmlns:cx1="http://schemas.microsoft.com/office/drawing/2015/9/8/chartex" xmlns:cx2="http://schemas.microsoft.com/office/drawing/2015/10/21/chartex" xmlns:cx3="http://schemas.microsoft.com/office/drawing/2016/5/9/chartex" xmlns:cx4="http://schemas.microsoft.com/office/drawing/2016/5/10/chartex" xmlns:cx5="http://schemas.microsoft.com/office/drawing/2016/5/11/chartex" xmlns:cx6="http://schemas.microsoft.com/office/drawing/2016/5/12/chartex" xmlns:cx7="http://schemas.microsoft.com/office/drawing/2016/5/13/chartex" xmlns:cx8="http://schemas.microsoft.com/office/drawing/2016/5/14/chartex" xmlns:mc="http://schemas.openxmlformats.org/markup-compatibility/2006" xmlns:aink="http://schemas.microsoft.com/office/drawing/2016/ink" xmlns:am3d="http://schemas.microsoft.com/office/drawing/2017/model3d" xmlns:o="urn:schemas-microsoft-com:office:office" xmlns:r="http://schemas.openxmlformats.org/officeDocument/2006/relationships" xmlns:m="http://schemas.openxmlformats.org/officeDocument/2006/math" xmlns:v="urn:schemas-microsoft-com:vml" xmlns:wp14="http://schemas.microsoft.com/office/word/2010/wordprocessingDrawing" xmlns:wp="http://schemas.openxmlformats.org/drawingml/2006/wordprocessingDrawing" xmlns:w10="urn:schemas-microsoft-com:office:word" xmlns:w="http://schemas.openxmlformats.org/wordprocessingml/2006/main" xmlns:w14="http://schemas.microsoft.com/office/word/2010/wordml" xmlns:w15="http://schemas.microsoft.com/office/word/2012/wordml" xmlns:w16cid="http://schemas.microsoft.com/office/word/2016/wordml/cid" xmlns:w16se="http://schemas.microsoft.com/office/word/2015/wordml/symex" xmlns:wpg="http://schemas.microsoft.com/office/word/2010/wordprocessingGroup" xmlns:wpi="http://schemas.microsoft.com/office/word/2010/wordprocessingInk" xmlns:wne="http://schemas.microsoft.com/office/word/2006/wordml" xmlns:wps="http://schemas.microsoft.com/office/word/2010/wordprocessingShape" mc:Ignorable="w14 w15 w16se w16cid wp14">
+<w:hdr xmlns:wpc="http://schemas.microsoft.com/office/word/2010/wordprocessingCanvas" xmlns:cx="http://schemas.microsoft.com/office/drawing/2014/chartex" xmlns:cx1="http://schemas.microsoft.com/office/drawing/2015/9/8/chartex" xmlns:cx2="http://schemas.microsoft.com/office/drawing/2015/10/21/chartex" xmlns:cx3="http://schemas.microsoft.com/office/drawing/2016/5/9/chartex" xmlns:cx4="http://schemas.microsoft.com/office/drawing/2016/5/10/chartex" xmlns:cx5="http://schemas.microsoft.com/office/drawing/2016/5/11/chartex" xmlns:cx6="http://schemas.microsoft.com/office/drawing/2016/5/12/chartex" xmlns:cx7="http://schemas.microsoft.com/office/drawing/2016/5/13/chartex" xmlns:cx8="http://schemas.microsoft.com/office/drawing/2016/5/14/chartex" xmlns:mc="http://schemas.openxmlformats.org/markup-compatibility/2006" xmlns:aink="http://schemas.microsoft.com/office/drawing/2016/ink" xmlns:am3d="http://schemas.microsoft.com/office/drawing/2017/model3d" xmlns:o="urn:schemas-microsoft-com:office:office" xmlns:oel="http://schemas.microsoft.com/office/2019/extlst" xmlns:r="http://schemas.openxmlformats.org/officeDocument/2006/relationships" xmlns:m="http://schemas.openxmlformats.org/officeDocument/2006/math" xmlns:v="urn:schemas-microsoft-com:vml" xmlns:wp14="http://schemas.microsoft.com/office/word/2010/wordprocessingDrawing" xmlns:wp="http://schemas.openxmlformats.org/drawingml/2006/wordprocessingDrawing" xmlns:w10="urn:schemas-microsoft-com:office:word" xmlns:w="http://schemas.openxmlformats.org/wordprocessingml/2006/main" xmlns:w14="http://schemas.microsoft.com/office/word/2010/wordml" xmlns:w15="http://schemas.microsoft.com/office/word/2012/wordml" xmlns:w16cex="http://schemas.microsoft.com/office/word/2018/wordml/cex" xmlns:w16cid="http://schemas.microsoft.com/office/word/2016/wordml/cid" xmlns:w16="http://schemas.microsoft.com/office/word/2018/wordml" xmlns:w16du="http://schemas.microsoft.com/office/word/2023/wordml/word16du" xmlns:w16sdtdh="http://schemas.microsoft.com/office/word/2020/wordml/sdtdatahash" xmlns:w16sdtfl="http://schemas.microsoft.com/office/word/2024/wordml/sdtformatlock" xmlns:w16se="http://schemas.microsoft.com/office/word/2015/wordml/symex" xmlns:wpg="http://schemas.microsoft.com/office/word/2010/wordprocessingGroup" xmlns:wpi="http://schemas.microsoft.com/office/word/2010/wordprocessingInk" xmlns:wne="http://schemas.microsoft.com/office/word/2006/wordml" xmlns:wps="http://schemas.microsoft.com/office/word/2010/wordprocessingShape" mc:Ignorable="w14 w15 w16se w16cid w16 w16cex w16sdtdh w16sdtfl w16du wp14">
   <w:p>
     <w:pPr>
       <w:pStyle w:val="Header"/>
@@ -1291,7 +1233,29 @@
         <w:szCs w:val="18"/>
         <w:rtl/>
       </w:rPr>
-      <w:t xml:space="preserve">כתב: מיכאל למברגר                                                                                   </w:t>
+      <w:t xml:space="preserve">כתב: מיכאל </w:t>
+    </w:r>
+    <w:proofErr w:type="spellStart"/>
+    <w:r>
+      <w:rPr>
+        <w:rFonts w:ascii="Tahoma" w:hAnsi="Tahoma" w:cs="Tahoma" w:hint="cs"/>
+        <w:color w:val="A6A6A6"/>
+        <w:sz w:val="18"/>
+        <w:szCs w:val="18"/>
+        <w:rtl/>
+      </w:rPr>
+      <w:t>למברגר</w:t>
+    </w:r>
+    <w:proofErr w:type="spellEnd"/>
+    <w:r>
+      <w:rPr>
+        <w:rFonts w:ascii="Tahoma" w:hAnsi="Tahoma" w:cs="Tahoma" w:hint="cs"/>
+        <w:color w:val="A6A6A6"/>
+        <w:sz w:val="18"/>
+        <w:szCs w:val="18"/>
+        <w:rtl/>
+      </w:rPr>
+      <w:t xml:space="preserve">                                                                                   </w:t>
     </w:r>
     <w:r>
       <w:rPr>
@@ -1328,7 +1292,7 @@
 </file>
 
 <file path=word/numbering.xml><?xml version="1.0" encoding="utf-8"?>
-<w:numbering xmlns:wpc="http://schemas.microsoft.com/office/word/2010/wordprocessingCanvas" xmlns:cx="http://schemas.microsoft.com/office/drawing/2014/chartex" xmlns:cx1="http://schemas.microsoft.com/office/drawing/2015/9/8/chartex" xmlns:cx2="http://schemas.microsoft.com/office/drawing/2015/10/21/chartex" xmlns:cx3="http://schemas.microsoft.com/office/drawing/2016/5/9/chartex" xmlns:cx4="http://schemas.microsoft.com/office/drawing/2016/5/10/chartex" xmlns:cx5="http://schemas.microsoft.com/office/drawing/2016/5/11/chartex" xmlns:cx6="http://schemas.microsoft.com/office/drawing/2016/5/12/chartex" xmlns:cx7="http://schemas.microsoft.com/office/drawing/2016/5/13/chartex" xmlns:cx8="http://schemas.microsoft.com/office/drawing/2016/5/14/chartex" xmlns:mc="http://schemas.openxmlformats.org/markup-compatibility/2006" xmlns:aink="http://schemas.microsoft.com/office/drawing/2016/ink" xmlns:am3d="http://schemas.microsoft.com/office/drawing/2017/model3d" xmlns:o="urn:schemas-microsoft-com:office:office" xmlns:r="http://schemas.openxmlformats.org/officeDocument/2006/relationships" xmlns:m="http://schemas.openxmlformats.org/officeDocument/2006/math" xmlns:v="urn:schemas-microsoft-com:vml" xmlns:wp14="http://schemas.microsoft.com/office/word/2010/wordprocessingDrawing" xmlns:wp="http://schemas.openxmlformats.org/drawingml/2006/wordprocessingDrawing" xmlns:w10="urn:schemas-microsoft-com:office:word" xmlns:w="http://schemas.openxmlformats.org/wordprocessingml/2006/main" xmlns:w14="http://schemas.microsoft.com/office/word/2010/wordml" xmlns:w15="http://schemas.microsoft.com/office/word/2012/wordml" xmlns:w16cid="http://schemas.microsoft.com/office/word/2016/wordml/cid" xmlns:w16se="http://schemas.microsoft.com/office/word/2015/wordml/symex" xmlns:wpg="http://schemas.microsoft.com/office/word/2010/wordprocessingGroup" xmlns:wpi="http://schemas.microsoft.com/office/word/2010/wordprocessingInk" xmlns:wne="http://schemas.microsoft.com/office/word/2006/wordml" xmlns:wps="http://schemas.microsoft.com/office/word/2010/wordprocessingShape" mc:Ignorable="w14 w15 w16se w16cid wp14">
+<w:numbering xmlns:wpc="http://schemas.microsoft.com/office/word/2010/wordprocessingCanvas" xmlns:cx="http://schemas.microsoft.com/office/drawing/2014/chartex" xmlns:cx1="http://schemas.microsoft.com/office/drawing/2015/9/8/chartex" xmlns:cx2="http://schemas.microsoft.com/office/drawing/2015/10/21/chartex" xmlns:cx3="http://schemas.microsoft.com/office/drawing/2016/5/9/chartex" xmlns:cx4="http://schemas.microsoft.com/office/drawing/2016/5/10/chartex" xmlns:cx5="http://schemas.microsoft.com/office/drawing/2016/5/11/chartex" xmlns:cx6="http://schemas.microsoft.com/office/drawing/2016/5/12/chartex" xmlns:cx7="http://schemas.microsoft.com/office/drawing/2016/5/13/chartex" xmlns:cx8="http://schemas.microsoft.com/office/drawing/2016/5/14/chartex" xmlns:mc="http://schemas.openxmlformats.org/markup-compatibility/2006" xmlns:aink="http://schemas.microsoft.com/office/drawing/2016/ink" xmlns:am3d="http://schemas.microsoft.com/office/drawing/2017/model3d" xmlns:o="urn:schemas-microsoft-com:office:office" xmlns:oel="http://schemas.microsoft.com/office/2019/extlst" xmlns:r="http://schemas.openxmlformats.org/officeDocument/2006/relationships" xmlns:m="http://schemas.openxmlformats.org/officeDocument/2006/math" xmlns:v="urn:schemas-microsoft-com:vml" xmlns:wp14="http://schemas.microsoft.com/office/word/2010/wordprocessingDrawing" xmlns:wp="http://schemas.openxmlformats.org/drawingml/2006/wordprocessingDrawing" xmlns:w10="urn:schemas-microsoft-com:office:word" xmlns:w="http://schemas.openxmlformats.org/wordprocessingml/2006/main" xmlns:w14="http://schemas.microsoft.com/office/word/2010/wordml" xmlns:w15="http://schemas.microsoft.com/office/word/2012/wordml" xmlns:w16cex="http://schemas.microsoft.com/office/word/2018/wordml/cex" xmlns:w16cid="http://schemas.microsoft.com/office/word/2016/wordml/cid" xmlns:w16="http://schemas.microsoft.com/office/word/2018/wordml" xmlns:w16du="http://schemas.microsoft.com/office/word/2023/wordml/word16du" xmlns:w16sdtdh="http://schemas.microsoft.com/office/word/2020/wordml/sdtdatahash" xmlns:w16sdtfl="http://schemas.microsoft.com/office/word/2024/wordml/sdtformatlock" xmlns:w16se="http://schemas.microsoft.com/office/word/2015/wordml/symex" xmlns:wpg="http://schemas.microsoft.com/office/word/2010/wordprocessingGroup" xmlns:wpi="http://schemas.microsoft.com/office/word/2010/wordprocessingInk" xmlns:wne="http://schemas.microsoft.com/office/word/2006/wordml" xmlns:wps="http://schemas.microsoft.com/office/word/2010/wordprocessingShape" mc:Ignorable="w14 w15 w16se w16cid w16 w16cex w16sdtdh w16sdtfl w16du wp14">
   <w:abstractNum w:abstractNumId="0" w15:restartNumberingAfterBreak="0">
     <w:nsid w:val="00000001"/>
     <w:multiLevelType w:val="multilevel"/>
@@ -1629,20 +1593,20 @@
       </w:pPr>
     </w:lvl>
   </w:abstractNum>
-  <w:num w:numId="1">
+  <w:num w:numId="1" w16cid:durableId="60106258">
     <w:abstractNumId w:val="0"/>
   </w:num>
-  <w:num w:numId="2">
+  <w:num w:numId="2" w16cid:durableId="1932466269">
     <w:abstractNumId w:val="1"/>
   </w:num>
-  <w:num w:numId="3">
+  <w:num w:numId="3" w16cid:durableId="1098255700">
     <w:abstractNumId w:val="2"/>
   </w:num>
 </w:numbering>
 </file>
 
 <file path=word/styles.xml><?xml version="1.0" encoding="utf-8"?>
-<w:styles xmlns:mc="http://schemas.openxmlformats.org/markup-compatibility/2006" xmlns:r="http://schemas.openxmlformats.org/officeDocument/2006/relationships" xmlns:w="http://schemas.openxmlformats.org/wordprocessingml/2006/main" xmlns:w14="http://schemas.microsoft.com/office/word/2010/wordml" xmlns:w15="http://schemas.microsoft.com/office/word/2012/wordml" xmlns:w16cid="http://schemas.microsoft.com/office/word/2016/wordml/cid" xmlns:w16se="http://schemas.microsoft.com/office/word/2015/wordml/symex" mc:Ignorable="w14 w15 w16se w16cid">
+<w:styles xmlns:mc="http://schemas.openxmlformats.org/markup-compatibility/2006" xmlns:r="http://schemas.openxmlformats.org/officeDocument/2006/relationships" xmlns:w="http://schemas.openxmlformats.org/wordprocessingml/2006/main" xmlns:w14="http://schemas.microsoft.com/office/word/2010/wordml" xmlns:w15="http://schemas.microsoft.com/office/word/2012/wordml" xmlns:w16cex="http://schemas.microsoft.com/office/word/2018/wordml/cex" xmlns:w16cid="http://schemas.microsoft.com/office/word/2016/wordml/cid" xmlns:w16="http://schemas.microsoft.com/office/word/2018/wordml" xmlns:w16du="http://schemas.microsoft.com/office/word/2023/wordml/word16du" xmlns:w16sdtdh="http://schemas.microsoft.com/office/word/2020/wordml/sdtdatahash" xmlns:w16sdtfl="http://schemas.microsoft.com/office/word/2024/wordml/sdtformatlock" xmlns:w16se="http://schemas.microsoft.com/office/word/2015/wordml/symex" mc:Ignorable="w14 w15 w16se w16cid w16 w16cex w16sdtdh w16sdtfl w16du">
   <w:docDefaults>
     <w:rPrDefault>
       <w:rPr>
